--- a/关于python与agent学习通用概念.docx
+++ b/关于python与agent学习通用概念.docx
@@ -885,7 +885,7 @@
           <w:szCs w:val="24"/>
           <w:lang w:val="en-US" w:eastAsia="zh-CN"/>
         </w:rPr>
-        <w:t>调用方式完全不变；后续还能方便地接 prompt 模板、memory（多轮记忆）、Agent</w:t>
+        <w:t>调用方式完全不变；后续还能方便地接 prompt 模板、memory（多轮记忆）、Agent快速构建基于 GPT、Claude、Gemini 等大模型的复杂 AI 应用</w:t>
       </w:r>
     </w:p>
     <w:p>
@@ -1161,27 +1161,39 @@
     <w:p>
       <w:pPr>
         <w:numPr>
-          <w:numId w:val="0"/>
-        </w:numPr>
-        <w:rPr>
-          <w:rFonts w:hint="default"/>
-          <w:b/>
-          <w:bCs/>
-          <w:sz w:val="24"/>
-          <w:szCs w:val="24"/>
-          <w:lang w:val="en-US" w:eastAsia="zh-CN"/>
-        </w:rPr>
-      </w:pPr>
-      <w:r>
-        <w:rPr>
-          <w:rFonts w:hint="eastAsia"/>
-          <w:b/>
-          <w:bCs/>
-          <w:sz w:val="24"/>
-          <w:szCs w:val="24"/>
-          <w:lang w:val="en-US" w:eastAsia="zh-CN"/>
-        </w:rPr>
-        <w:t>答：记忆、工具(重要)、行动、规划决策。</w:t>
+          <w:ilvl w:val="0"/>
+          <w:numId w:val="0"/>
+        </w:numPr>
+        <w:rPr>
+          <w:rFonts w:hint="default"/>
+          <w:b/>
+          <w:bCs/>
+          <w:sz w:val="24"/>
+          <w:szCs w:val="24"/>
+          <w:lang w:val="en-US" w:eastAsia="zh-CN"/>
+        </w:rPr>
+      </w:pPr>
+      <w:r>
+        <w:rPr>
+          <w:rFonts w:hint="eastAsia"/>
+          <w:b w:val="0"/>
+          <w:bCs w:val="0"/>
+          <w:sz w:val="24"/>
+          <w:szCs w:val="24"/>
+          <w:lang w:val="en-US" w:eastAsia="zh-CN"/>
+        </w:rPr>
+        <w:t>答：记忆、工具(重要)、行动、规划决策</w:t>
+      </w:r>
+      <w:r>
+        <w:rPr>
+          <w:rFonts w:hint="eastAsia"/>
+          <w:b/>
+          <w:bCs/>
+          <w:sz w:val="24"/>
+          <w:szCs w:val="24"/>
+          <w:lang w:val="en-US" w:eastAsia="zh-CN"/>
+        </w:rPr>
+        <w:t>。</w:t>
       </w:r>
     </w:p>
     <w:p>
@@ -1199,8 +1211,425 @@
           <w:lang w:val="en-US" w:eastAsia="zh-CN"/>
         </w:rPr>
       </w:pPr>
+      <w:r>
+        <w:rPr>
+          <w:rFonts w:hint="eastAsia"/>
+          <w:b/>
+          <w:bCs/>
+          <w:sz w:val="28"/>
+          <w:szCs w:val="28"/>
+          <w:lang w:val="en-US" w:eastAsia="zh-CN"/>
+        </w:rPr>
+        <w:t>Skills是什么？</w:t>
+      </w:r>
+    </w:p>
+    <w:p>
+      <w:pPr>
+        <w:numPr>
+          <w:numId w:val="0"/>
+        </w:numPr>
+        <w:rPr>
+          <w:rFonts w:hint="default"/>
+          <w:b/>
+          <w:bCs/>
+          <w:sz w:val="28"/>
+          <w:szCs w:val="28"/>
+          <w:lang w:val="en-US" w:eastAsia="zh-CN"/>
+        </w:rPr>
+      </w:pPr>
+      <w:r>
+        <w:rPr>
+          <w:rFonts w:hint="eastAsia"/>
+          <w:b w:val="0"/>
+          <w:bCs w:val="0"/>
+          <w:sz w:val="24"/>
+          <w:szCs w:val="24"/>
+          <w:lang w:val="en-US" w:eastAsia="zh-CN"/>
+        </w:rPr>
+        <w:t>答：skills，翻译过来就是技能，用于为 AI 智能体添加专业技能和知识。 就像人一样，你会做饭、会开车、会写PPT——这些都是你的技能。 智能体（Agent）也一样，它也需要有技能才能帮你干活。Skills 的价值让任务执行变得准确、稳定、可复用。</w:t>
+      </w:r>
+    </w:p>
+    <w:p>
+      <w:pPr>
+        <w:numPr>
+          <w:ilvl w:val="0"/>
+          <w:numId w:val="2"/>
+        </w:numPr>
+        <w:ind w:left="0" w:leftChars="0" w:firstLine="0" w:firstLineChars="0"/>
+        <w:rPr>
+          <w:rFonts w:hint="default"/>
+          <w:b/>
+          <w:bCs/>
+          <w:sz w:val="28"/>
+          <w:szCs w:val="28"/>
+          <w:lang w:val="en-US" w:eastAsia="zh-CN"/>
+        </w:rPr>
+      </w:pPr>
+      <w:r>
+        <w:rPr>
+          <w:rFonts w:hint="eastAsia"/>
+          <w:b/>
+          <w:bCs/>
+          <w:sz w:val="28"/>
+          <w:szCs w:val="28"/>
+          <w:lang w:val="en-US" w:eastAsia="zh-CN"/>
+        </w:rPr>
+        <w:t>Pytouch是什么？</w:t>
+      </w:r>
+    </w:p>
+    <w:p>
+      <w:pPr>
+        <w:widowControl w:val="0"/>
+        <w:numPr>
+          <w:numId w:val="0"/>
+        </w:numPr>
+        <w:jc w:val="both"/>
+        <w:rPr>
+          <w:rFonts w:hint="default"/>
+          <w:b/>
+          <w:bCs/>
+          <w:sz w:val="28"/>
+          <w:szCs w:val="28"/>
+          <w:lang w:val="en-US" w:eastAsia="zh-CN"/>
+        </w:rPr>
+      </w:pPr>
+      <w:r>
+        <w:rPr>
+          <w:rFonts w:hint="eastAsia"/>
+          <w:b w:val="0"/>
+          <w:bCs w:val="0"/>
+          <w:sz w:val="24"/>
+          <w:szCs w:val="24"/>
+          <w:lang w:val="en-US" w:eastAsia="zh-CN"/>
+        </w:rPr>
+        <w:t>答：它是一个开源的深度学习框架，用于构建知名的人工智能产品</w:t>
+      </w:r>
+    </w:p>
+    <w:p>
+      <w:pPr>
+        <w:numPr>
+          <w:ilvl w:val="0"/>
+          <w:numId w:val="2"/>
+        </w:numPr>
+        <w:ind w:left="0" w:leftChars="0" w:firstLine="0" w:firstLineChars="0"/>
+        <w:rPr>
+          <w:rFonts w:hint="default"/>
+          <w:b/>
+          <w:bCs/>
+          <w:sz w:val="28"/>
+          <w:szCs w:val="28"/>
+          <w:lang w:val="en-US" w:eastAsia="zh-CN"/>
+        </w:rPr>
+      </w:pPr>
+      <w:r>
+        <w:rPr>
+          <w:rFonts w:hint="eastAsia"/>
+          <w:b/>
+          <w:bCs/>
+          <w:sz w:val="28"/>
+          <w:szCs w:val="28"/>
+          <w:lang w:val="en-US" w:eastAsia="zh-CN"/>
+        </w:rPr>
+        <w:t>FastAPI是什么</w:t>
+      </w:r>
+    </w:p>
+    <w:p>
+      <w:pPr>
+        <w:widowControl w:val="0"/>
+        <w:numPr>
+          <w:numId w:val="0"/>
+        </w:numPr>
+        <w:jc w:val="both"/>
+        <w:rPr>
+          <w:rFonts w:hint="default"/>
+          <w:b/>
+          <w:bCs/>
+          <w:sz w:val="28"/>
+          <w:szCs w:val="28"/>
+          <w:lang w:val="en-US" w:eastAsia="zh-CN"/>
+        </w:rPr>
+      </w:pPr>
+      <w:r>
+        <w:rPr>
+          <w:rFonts w:hint="eastAsia"/>
+          <w:b w:val="0"/>
+          <w:bCs w:val="0"/>
+          <w:sz w:val="24"/>
+          <w:szCs w:val="24"/>
+          <w:lang w:val="en-US" w:eastAsia="zh-CN"/>
+        </w:rPr>
+        <w:t>答：fastapi是一个基于Python的高性能Web框架，专门用于快速构建API接口服务。</w:t>
+      </w:r>
       <w:bookmarkStart w:id="0" w:name="_GoBack"/>
       <w:bookmarkEnd w:id="0"/>
+    </w:p>
+    <w:p>
+      <w:pPr>
+        <w:numPr>
+          <w:ilvl w:val="0"/>
+          <w:numId w:val="2"/>
+        </w:numPr>
+        <w:ind w:left="0" w:leftChars="0" w:firstLine="0" w:firstLineChars="0"/>
+        <w:rPr>
+          <w:rFonts w:hint="default"/>
+          <w:b/>
+          <w:bCs/>
+          <w:sz w:val="28"/>
+          <w:szCs w:val="28"/>
+          <w:lang w:val="en-US" w:eastAsia="zh-CN"/>
+        </w:rPr>
+      </w:pPr>
+    </w:p>
+    <w:p>
+      <w:pPr>
+        <w:numPr>
+          <w:ilvl w:val="0"/>
+          <w:numId w:val="2"/>
+        </w:numPr>
+        <w:ind w:left="0" w:leftChars="0" w:firstLine="0" w:firstLineChars="0"/>
+        <w:rPr>
+          <w:rFonts w:hint="default"/>
+          <w:b/>
+          <w:bCs/>
+          <w:sz w:val="28"/>
+          <w:szCs w:val="28"/>
+          <w:lang w:val="en-US" w:eastAsia="zh-CN"/>
+        </w:rPr>
+      </w:pPr>
+    </w:p>
+    <w:p>
+      <w:pPr>
+        <w:numPr>
+          <w:ilvl w:val="0"/>
+          <w:numId w:val="2"/>
+        </w:numPr>
+        <w:ind w:left="0" w:leftChars="0" w:firstLine="0" w:firstLineChars="0"/>
+        <w:rPr>
+          <w:rFonts w:hint="default"/>
+          <w:b/>
+          <w:bCs/>
+          <w:sz w:val="28"/>
+          <w:szCs w:val="28"/>
+          <w:lang w:val="en-US" w:eastAsia="zh-CN"/>
+        </w:rPr>
+      </w:pPr>
+    </w:p>
+    <w:p>
+      <w:pPr>
+        <w:numPr>
+          <w:ilvl w:val="0"/>
+          <w:numId w:val="2"/>
+        </w:numPr>
+        <w:ind w:left="0" w:leftChars="0" w:firstLine="0" w:firstLineChars="0"/>
+        <w:rPr>
+          <w:rFonts w:hint="default"/>
+          <w:b/>
+          <w:bCs/>
+          <w:sz w:val="28"/>
+          <w:szCs w:val="28"/>
+          <w:lang w:val="en-US" w:eastAsia="zh-CN"/>
+        </w:rPr>
+      </w:pPr>
+    </w:p>
+    <w:p>
+      <w:pPr>
+        <w:numPr>
+          <w:ilvl w:val="0"/>
+          <w:numId w:val="2"/>
+        </w:numPr>
+        <w:ind w:left="0" w:leftChars="0" w:firstLine="0" w:firstLineChars="0"/>
+        <w:rPr>
+          <w:rFonts w:hint="default"/>
+          <w:b/>
+          <w:bCs/>
+          <w:sz w:val="28"/>
+          <w:szCs w:val="28"/>
+          <w:lang w:val="en-US" w:eastAsia="zh-CN"/>
+        </w:rPr>
+      </w:pPr>
+    </w:p>
+    <w:p>
+      <w:pPr>
+        <w:numPr>
+          <w:ilvl w:val="0"/>
+          <w:numId w:val="2"/>
+        </w:numPr>
+        <w:ind w:left="0" w:leftChars="0" w:firstLine="0" w:firstLineChars="0"/>
+        <w:rPr>
+          <w:rFonts w:hint="default"/>
+          <w:b/>
+          <w:bCs/>
+          <w:sz w:val="28"/>
+          <w:szCs w:val="28"/>
+          <w:lang w:val="en-US" w:eastAsia="zh-CN"/>
+        </w:rPr>
+      </w:pPr>
+    </w:p>
+    <w:p>
+      <w:pPr>
+        <w:numPr>
+          <w:ilvl w:val="0"/>
+          <w:numId w:val="2"/>
+        </w:numPr>
+        <w:ind w:left="0" w:leftChars="0" w:firstLine="0" w:firstLineChars="0"/>
+        <w:rPr>
+          <w:rFonts w:hint="default"/>
+          <w:b/>
+          <w:bCs/>
+          <w:sz w:val="28"/>
+          <w:szCs w:val="28"/>
+          <w:lang w:val="en-US" w:eastAsia="zh-CN"/>
+        </w:rPr>
+      </w:pPr>
+    </w:p>
+    <w:p>
+      <w:pPr>
+        <w:numPr>
+          <w:ilvl w:val="0"/>
+          <w:numId w:val="2"/>
+        </w:numPr>
+        <w:ind w:left="0" w:leftChars="0" w:firstLine="0" w:firstLineChars="0"/>
+        <w:rPr>
+          <w:rFonts w:hint="default"/>
+          <w:b/>
+          <w:bCs/>
+          <w:sz w:val="28"/>
+          <w:szCs w:val="28"/>
+          <w:lang w:val="en-US" w:eastAsia="zh-CN"/>
+        </w:rPr>
+      </w:pPr>
+    </w:p>
+    <w:p>
+      <w:pPr>
+        <w:numPr>
+          <w:ilvl w:val="0"/>
+          <w:numId w:val="2"/>
+        </w:numPr>
+        <w:ind w:left="0" w:leftChars="0" w:firstLine="0" w:firstLineChars="0"/>
+        <w:rPr>
+          <w:rFonts w:hint="default"/>
+          <w:b/>
+          <w:bCs/>
+          <w:sz w:val="28"/>
+          <w:szCs w:val="28"/>
+          <w:lang w:val="en-US" w:eastAsia="zh-CN"/>
+        </w:rPr>
+      </w:pPr>
+    </w:p>
+    <w:p>
+      <w:pPr>
+        <w:numPr>
+          <w:ilvl w:val="0"/>
+          <w:numId w:val="2"/>
+        </w:numPr>
+        <w:ind w:left="0" w:leftChars="0" w:firstLine="0" w:firstLineChars="0"/>
+        <w:rPr>
+          <w:rFonts w:hint="default"/>
+          <w:b/>
+          <w:bCs/>
+          <w:sz w:val="28"/>
+          <w:szCs w:val="28"/>
+          <w:lang w:val="en-US" w:eastAsia="zh-CN"/>
+        </w:rPr>
+      </w:pPr>
+    </w:p>
+    <w:p>
+      <w:pPr>
+        <w:numPr>
+          <w:ilvl w:val="0"/>
+          <w:numId w:val="2"/>
+        </w:numPr>
+        <w:ind w:left="0" w:leftChars="0" w:firstLine="0" w:firstLineChars="0"/>
+        <w:rPr>
+          <w:rFonts w:hint="default"/>
+          <w:b/>
+          <w:bCs/>
+          <w:sz w:val="28"/>
+          <w:szCs w:val="28"/>
+          <w:lang w:val="en-US" w:eastAsia="zh-CN"/>
+        </w:rPr>
+      </w:pPr>
+    </w:p>
+    <w:p>
+      <w:pPr>
+        <w:numPr>
+          <w:ilvl w:val="0"/>
+          <w:numId w:val="2"/>
+        </w:numPr>
+        <w:ind w:left="0" w:leftChars="0" w:firstLine="0" w:firstLineChars="0"/>
+        <w:rPr>
+          <w:rFonts w:hint="default"/>
+          <w:b/>
+          <w:bCs/>
+          <w:sz w:val="28"/>
+          <w:szCs w:val="28"/>
+          <w:lang w:val="en-US" w:eastAsia="zh-CN"/>
+        </w:rPr>
+      </w:pPr>
+    </w:p>
+    <w:p>
+      <w:pPr>
+        <w:numPr>
+          <w:ilvl w:val="0"/>
+          <w:numId w:val="2"/>
+        </w:numPr>
+        <w:ind w:left="0" w:leftChars="0" w:firstLine="0" w:firstLineChars="0"/>
+        <w:rPr>
+          <w:rFonts w:hint="default"/>
+          <w:b/>
+          <w:bCs/>
+          <w:sz w:val="28"/>
+          <w:szCs w:val="28"/>
+          <w:lang w:val="en-US" w:eastAsia="zh-CN"/>
+        </w:rPr>
+      </w:pPr>
+    </w:p>
+    <w:p>
+      <w:pPr>
+        <w:numPr>
+          <w:ilvl w:val="0"/>
+          <w:numId w:val="2"/>
+        </w:numPr>
+        <w:ind w:left="0" w:leftChars="0" w:firstLine="0" w:firstLineChars="0"/>
+        <w:rPr>
+          <w:rFonts w:hint="default"/>
+          <w:b/>
+          <w:bCs/>
+          <w:sz w:val="28"/>
+          <w:szCs w:val="28"/>
+          <w:lang w:val="en-US" w:eastAsia="zh-CN"/>
+        </w:rPr>
+      </w:pPr>
+    </w:p>
+    <w:p>
+      <w:pPr>
+        <w:numPr>
+          <w:numId w:val="0"/>
+        </w:numPr>
+        <w:rPr>
+          <w:rFonts w:hint="eastAsia"/>
+          <w:b w:val="0"/>
+          <w:bCs w:val="0"/>
+          <w:sz w:val="24"/>
+          <w:szCs w:val="24"/>
+          <w:lang w:val="en-US" w:eastAsia="zh-CN"/>
+        </w:rPr>
+      </w:pPr>
+    </w:p>
+    <w:p>
+      <w:pPr>
+        <w:numPr>
+          <w:numId w:val="0"/>
+        </w:numPr>
+        <w:rPr>
+          <w:rFonts w:hint="default"/>
+          <w:b w:val="0"/>
+          <w:bCs w:val="0"/>
+          <w:sz w:val="24"/>
+          <w:szCs w:val="24"/>
+          <w:lang w:val="en-US" w:eastAsia="zh-CN"/>
+        </w:rPr>
+      </w:pPr>
     </w:p>
     <w:p>
       <w:pPr>
@@ -1555,13 +1984,13 @@
       <w:lang w:val="en-US" w:eastAsia="zh-CN" w:bidi="ar-SA"/>
     </w:rPr>
   </w:style>
-  <w:style w:type="character" w:default="1" w:styleId="4">
+  <w:style w:type="character" w:default="1" w:styleId="5">
     <w:name w:val="Default Paragraph Font"/>
     <w:semiHidden/>
     <w:qFormat/>
     <w:uiPriority w:val="0"/>
   </w:style>
-  <w:style w:type="table" w:default="1" w:styleId="3">
+  <w:style w:type="table" w:default="1" w:styleId="4">
     <w:name w:val="Normal Table"/>
     <w:semiHidden/>
     <w:qFormat/>
@@ -1606,6 +2035,21 @@
       <w:kern w:val="0"/>
       <w:sz w:val="24"/>
       <w:szCs w:val="24"/>
+      <w:lang w:val="en-US" w:eastAsia="zh-CN" w:bidi="ar"/>
+    </w:rPr>
+  </w:style>
+  <w:style w:type="paragraph" w:styleId="3">
+    <w:name w:val="Normal (Web)"/>
+    <w:basedOn w:val="1"/>
+    <w:uiPriority w:val="0"/>
+    <w:pPr>
+      <w:spacing w:before="0" w:beforeAutospacing="1" w:after="0" w:afterAutospacing="1"/>
+      <w:ind w:left="0" w:right="0"/>
+      <w:jc w:val="left"/>
+    </w:pPr>
+    <w:rPr>
+      <w:kern w:val="0"/>
+      <w:sz w:val="24"/>
       <w:lang w:val="en-US" w:eastAsia="zh-CN" w:bidi="ar"/>
     </w:rPr>
   </w:style>

--- a/关于python与agent学习通用概念.docx
+++ b/关于python与agent学习通用概念.docx
@@ -1226,6 +1226,7 @@
     <w:p>
       <w:pPr>
         <w:numPr>
+          <w:ilvl w:val="0"/>
           <w:numId w:val="0"/>
         </w:numPr>
         <w:rPr>
@@ -1281,6 +1282,7 @@
       <w:pPr>
         <w:widowControl w:val="0"/>
         <w:numPr>
+          <w:ilvl w:val="0"/>
           <w:numId w:val="0"/>
         </w:numPr>
         <w:jc w:val="both"/>
@@ -1337,6 +1339,7 @@
       <w:pPr>
         <w:widowControl w:val="0"/>
         <w:numPr>
+          <w:ilvl w:val="0"/>
           <w:numId w:val="0"/>
         </w:numPr>
         <w:jc w:val="both"/>
@@ -1359,9 +1362,97 @@
           <w:lang w:val="en-US" w:eastAsia="zh-CN"/>
         </w:rPr>
         <w:t>答：fastapi是一个基于Python的高性能Web框架，专门用于快速构建API接口服务。</w:t>
+      </w:r>
+    </w:p>
+    <w:p>
+      <w:pPr>
+        <w:numPr>
+          <w:ilvl w:val="0"/>
+          <w:numId w:val="2"/>
+        </w:numPr>
+        <w:ind w:left="0" w:leftChars="0" w:firstLine="0" w:firstLineChars="0"/>
+        <w:rPr>
+          <w:rFonts w:hint="default"/>
+          <w:b/>
+          <w:bCs/>
+          <w:sz w:val="28"/>
+          <w:szCs w:val="28"/>
+          <w:lang w:val="en-US" w:eastAsia="zh-CN"/>
+        </w:rPr>
+      </w:pPr>
+      <w:r>
+        <w:rPr>
+          <w:rFonts w:hint="eastAsia"/>
+          <w:b/>
+          <w:bCs/>
+          <w:sz w:val="28"/>
+          <w:szCs w:val="28"/>
+          <w:lang w:val="en-US" w:eastAsia="zh-CN"/>
+        </w:rPr>
+        <w:t>ORM是什么？</w:t>
+      </w:r>
+    </w:p>
+    <w:p>
+      <w:pPr>
+        <w:numPr>
+          <w:numId w:val="0"/>
+        </w:numPr>
+        <w:ind w:leftChars="0"/>
+        <w:rPr>
+          <w:rFonts w:hint="default"/>
+          <w:b w:val="0"/>
+          <w:bCs w:val="0"/>
+          <w:sz w:val="24"/>
+          <w:szCs w:val="24"/>
+          <w:lang w:val="en-US" w:eastAsia="zh-CN"/>
+        </w:rPr>
+      </w:pPr>
+      <w:r>
+        <w:rPr>
+          <w:rFonts w:hint="eastAsia"/>
+          <w:b w:val="0"/>
+          <w:bCs w:val="0"/>
+          <w:sz w:val="24"/>
+          <w:szCs w:val="24"/>
+          <w:lang w:val="en-US" w:eastAsia="zh-CN"/>
+        </w:rPr>
+        <w:t>答：</w:t>
+      </w:r>
+      <w:r>
+        <w:rPr>
+          <w:rFonts w:hint="eastAsia"/>
+          <w:b/>
+          <w:bCs/>
+          <w:sz w:val="24"/>
+          <w:szCs w:val="24"/>
+          <w:lang w:val="en-US" w:eastAsia="zh-CN"/>
+        </w:rPr>
+        <w:t>ORM是一种编</w:t>
       </w:r>
       <w:bookmarkStart w:id="0" w:name="_GoBack"/>
       <w:bookmarkEnd w:id="0"/>
+      <w:r>
+        <w:rPr>
+          <w:rFonts w:hint="eastAsia"/>
+          <w:b/>
+          <w:bCs/>
+          <w:sz w:val="24"/>
+          <w:szCs w:val="24"/>
+          <w:lang w:val="en-US" w:eastAsia="zh-CN"/>
+        </w:rPr>
+        <w:t>程技术，用于在面向对象编程语言和数据库之间建立映射,可以通过操作对象方式与数据库进行交互，无需直接编写复杂的SQL语句</w:t>
+      </w:r>
+      <w:r>
+        <w:rPr>
+          <w:rFonts w:hint="eastAsia"/>
+          <w:b w:val="0"/>
+          <w:bCs w:val="0"/>
+          <w:sz w:val="24"/>
+          <w:szCs w:val="24"/>
+          <w:lang w:val="en-US" w:eastAsia="zh-CN"/>
+        </w:rPr>
+        <w:t>。通过Depends依赖项注入（调用函数）进入路由(接口)进行数据库增、删、改、查。</w:t>
+      </w:r>
     </w:p>
     <w:p>
       <w:pPr>
@@ -1588,37 +1679,22 @@
       <w:pPr>
         <w:numPr>
           <w:ilvl w:val="0"/>
-          <w:numId w:val="2"/>
-        </w:numPr>
-        <w:ind w:left="0" w:leftChars="0" w:firstLine="0" w:firstLineChars="0"/>
-        <w:rPr>
-          <w:rFonts w:hint="default"/>
-          <w:b/>
-          <w:bCs/>
-          <w:sz w:val="28"/>
-          <w:szCs w:val="28"/>
-          <w:lang w:val="en-US" w:eastAsia="zh-CN"/>
-        </w:rPr>
-      </w:pPr>
-    </w:p>
-    <w:p>
-      <w:pPr>
-        <w:numPr>
-          <w:numId w:val="0"/>
-        </w:numPr>
-        <w:rPr>
-          <w:rFonts w:hint="eastAsia"/>
-          <w:b w:val="0"/>
-          <w:bCs w:val="0"/>
-          <w:sz w:val="24"/>
-          <w:szCs w:val="24"/>
-          <w:lang w:val="en-US" w:eastAsia="zh-CN"/>
-        </w:rPr>
-      </w:pPr>
-    </w:p>
-    <w:p>
-      <w:pPr>
-        <w:numPr>
+          <w:numId w:val="0"/>
+        </w:numPr>
+        <w:rPr>
+          <w:rFonts w:hint="eastAsia"/>
+          <w:b w:val="0"/>
+          <w:bCs w:val="0"/>
+          <w:sz w:val="24"/>
+          <w:szCs w:val="24"/>
+          <w:lang w:val="en-US" w:eastAsia="zh-CN"/>
+        </w:rPr>
+      </w:pPr>
+    </w:p>
+    <w:p>
+      <w:pPr>
+        <w:numPr>
+          <w:ilvl w:val="0"/>
           <w:numId w:val="0"/>
         </w:numPr>
         <w:rPr>

--- a/关于python与agent学习通用概念.docx
+++ b/关于python与agent学习通用概念.docx
@@ -1395,6 +1395,7 @@
     <w:p>
       <w:pPr>
         <w:numPr>
+          <w:ilvl w:val="0"/>
           <w:numId w:val="0"/>
         </w:numPr>
         <w:ind w:leftChars="0"/>
@@ -1427,31 +1428,120 @@
           <w:szCs w:val="24"/>
           <w:lang w:val="en-US" w:eastAsia="zh-CN"/>
         </w:rPr>
-        <w:t>ORM是一种编</w:t>
+        <w:t>ORM是一种编程技术，用于在面向对象编程语言和数据库之间建立映射,可以通过操作对象方式与数据库进行交互，无需直接编写复杂的SQL语句</w:t>
+      </w:r>
+      <w:r>
+        <w:rPr>
+          <w:rFonts w:hint="eastAsia"/>
+          <w:b w:val="0"/>
+          <w:bCs w:val="0"/>
+          <w:sz w:val="24"/>
+          <w:szCs w:val="24"/>
+          <w:lang w:val="en-US" w:eastAsia="zh-CN"/>
+        </w:rPr>
+        <w:t>。通过Depends依赖项注入（调用函数）进入路由(接口)进行数据库增、删、改、查。</w:t>
+      </w:r>
+    </w:p>
+    <w:p>
+      <w:pPr>
+        <w:numPr>
+          <w:ilvl w:val="0"/>
+          <w:numId w:val="2"/>
+        </w:numPr>
+        <w:ind w:left="0" w:leftChars="0" w:firstLine="0" w:firstLineChars="0"/>
+        <w:rPr>
+          <w:rFonts w:hint="default"/>
+          <w:b/>
+          <w:bCs/>
+          <w:sz w:val="28"/>
+          <w:szCs w:val="28"/>
+          <w:lang w:val="en-US" w:eastAsia="zh-CN"/>
+        </w:rPr>
+      </w:pPr>
+      <w:r>
+        <w:rPr>
+          <w:rFonts w:hint="eastAsia"/>
+          <w:b/>
+          <w:bCs/>
+          <w:sz w:val="28"/>
+          <w:szCs w:val="28"/>
+          <w:lang w:val="en-US" w:eastAsia="zh-CN"/>
+        </w:rPr>
+        <w:t>CORS是什么？ 三种解决跨域问题方法、在前端搞vite代理，在后端设置CORS允许，设置Nginx 反向代理中间件(生产环境)。</w:t>
       </w:r>
       <w:bookmarkStart w:id="0" w:name="_GoBack"/>
       <w:bookmarkEnd w:id="0"/>
-      <w:r>
-        <w:rPr>
-          <w:rFonts w:hint="eastAsia"/>
-          <w:b/>
-          <w:bCs/>
-          <w:sz w:val="24"/>
-          <w:szCs w:val="24"/>
-          <w:lang w:val="en-US" w:eastAsia="zh-CN"/>
-        </w:rPr>
-        <w:t>程技术，用于在面向对象编程语言和数据库之间建立映射,可以通过操作对象方式与数据库进行交互，无需直接编写复杂的SQL语句</w:t>
-      </w:r>
-      <w:r>
-        <w:rPr>
-          <w:rFonts w:hint="eastAsia"/>
-          <w:b w:val="0"/>
-          <w:bCs w:val="0"/>
-          <w:sz w:val="24"/>
-          <w:szCs w:val="24"/>
-          <w:lang w:val="en-US" w:eastAsia="zh-CN"/>
-        </w:rPr>
-        <w:t>。通过Depends依赖项注入（调用函数）进入路由(接口)进行数据库增、删、改、查。</w:t>
+    </w:p>
+    <w:p>
+      <w:pPr>
+        <w:widowControl w:val="0"/>
+        <w:numPr>
+          <w:numId w:val="0"/>
+        </w:numPr>
+        <w:jc w:val="both"/>
+        <w:rPr>
+          <w:rFonts w:hint="default"/>
+          <w:b w:val="0"/>
+          <w:bCs w:val="0"/>
+          <w:sz w:val="24"/>
+          <w:szCs w:val="24"/>
+          <w:lang w:val="en-US" w:eastAsia="zh-CN"/>
+        </w:rPr>
+      </w:pPr>
+      <w:r>
+        <w:rPr>
+          <w:rFonts w:hint="eastAsia"/>
+          <w:b w:val="0"/>
+          <w:bCs w:val="0"/>
+          <w:sz w:val="24"/>
+          <w:szCs w:val="24"/>
+          <w:lang w:val="en-US" w:eastAsia="zh-CN"/>
+        </w:rPr>
+        <w:t>答：CORS是一种浏览器安全机制，用于让在后端主动说明前端</w:t>
+      </w:r>
+      <w:r>
+        <w:rPr>
+          <w:rFonts w:hint="default"/>
+          <w:b w:val="0"/>
+          <w:bCs w:val="0"/>
+          <w:sz w:val="24"/>
+          <w:szCs w:val="24"/>
+          <w:lang w:val="en-US" w:eastAsia="zh-CN"/>
+        </w:rPr>
+        <w:t>”</w:t>
+      </w:r>
+      <w:r>
+        <w:rPr>
+          <w:rFonts w:hint="eastAsia"/>
+          <w:b w:val="0"/>
+          <w:bCs w:val="0"/>
+          <w:sz w:val="24"/>
+          <w:szCs w:val="24"/>
+          <w:lang w:val="en-US" w:eastAsia="zh-CN"/>
+        </w:rPr>
+        <w:t>允许访问</w:t>
+      </w:r>
+      <w:r>
+        <w:rPr>
+          <w:rFonts w:hint="default"/>
+          <w:b w:val="0"/>
+          <w:bCs w:val="0"/>
+          <w:sz w:val="24"/>
+          <w:szCs w:val="24"/>
+          <w:lang w:val="en-US" w:eastAsia="zh-CN"/>
+        </w:rPr>
+        <w:t>”</w:t>
+      </w:r>
+      <w:r>
+        <w:rPr>
+          <w:rFonts w:hint="eastAsia"/>
+          <w:b w:val="0"/>
+          <w:bCs w:val="0"/>
+          <w:sz w:val="24"/>
+          <w:szCs w:val="24"/>
+          <w:lang w:val="en-US" w:eastAsia="zh-CN"/>
+        </w:rPr>
+        <w:t>。</w:t>
       </w:r>
     </w:p>
     <w:p>
@@ -1470,6 +1560,55 @@
           <w:lang w:val="en-US" w:eastAsia="zh-CN"/>
         </w:rPr>
       </w:pPr>
+      <w:r>
+        <w:rPr>
+          <w:rFonts w:hint="default"/>
+          <w:b w:val="0"/>
+          <w:bCs w:val="0"/>
+          <w:sz w:val="24"/>
+          <w:szCs w:val="24"/>
+          <w:lang w:val="en-US" w:eastAsia="zh-CN"/>
+        </w:rPr>
+        <w:t>Nginx</w:t>
+      </w:r>
+      <w:r>
+        <w:rPr>
+          <w:rFonts w:hint="eastAsia"/>
+          <w:b/>
+          <w:bCs/>
+          <w:sz w:val="28"/>
+          <w:szCs w:val="28"/>
+          <w:lang w:val="en-US" w:eastAsia="zh-CN"/>
+        </w:rPr>
+        <w:t>反向代理</w:t>
+      </w:r>
+    </w:p>
+    <w:p>
+      <w:pPr>
+        <w:numPr>
+          <w:numId w:val="0"/>
+        </w:numPr>
+        <w:ind w:leftChars="0"/>
+        <w:rPr>
+          <w:rFonts w:hint="default"/>
+          <w:b w:val="0"/>
+          <w:bCs w:val="0"/>
+          <w:sz w:val="24"/>
+          <w:szCs w:val="24"/>
+          <w:lang w:val="en-US" w:eastAsia="zh-CN"/>
+        </w:rPr>
+      </w:pPr>
+      <w:r>
+        <w:rPr>
+          <w:rFonts w:hint="eastAsia"/>
+          <w:b w:val="0"/>
+          <w:bCs w:val="0"/>
+          <w:sz w:val="24"/>
+          <w:szCs w:val="24"/>
+          <w:lang w:val="en-US" w:eastAsia="zh-CN"/>
+        </w:rPr>
+        <w:t>答：</w:t>
+      </w:r>
     </w:p>
     <w:p>
       <w:pPr>
@@ -1487,23 +1626,71 @@
           <w:lang w:val="en-US" w:eastAsia="zh-CN"/>
         </w:rPr>
       </w:pPr>
-    </w:p>
-    <w:p>
-      <w:pPr>
-        <w:numPr>
-          <w:ilvl w:val="0"/>
-          <w:numId w:val="2"/>
-        </w:numPr>
-        <w:ind w:left="0" w:leftChars="0" w:firstLine="0" w:firstLineChars="0"/>
-        <w:rPr>
-          <w:rFonts w:hint="default"/>
-          <w:b/>
-          <w:bCs/>
-          <w:sz w:val="28"/>
-          <w:szCs w:val="28"/>
-          <w:lang w:val="en-US" w:eastAsia="zh-CN"/>
-        </w:rPr>
-      </w:pPr>
+      <w:r>
+        <w:rPr>
+          <w:rFonts w:hint="default"/>
+          <w:b/>
+          <w:bCs/>
+          <w:sz w:val="28"/>
+          <w:szCs w:val="28"/>
+          <w:lang w:val="en-US" w:eastAsia="zh-CN"/>
+        </w:rPr>
+        <w:t>生产环境怎么解决跨域？</w:t>
+      </w:r>
+    </w:p>
+    <w:p>
+      <w:pPr>
+        <w:numPr>
+          <w:numId w:val="0"/>
+        </w:numPr>
+        <w:ind w:leftChars="0"/>
+        <w:rPr>
+          <w:rFonts w:hint="default"/>
+          <w:b w:val="0"/>
+          <w:bCs w:val="0"/>
+          <w:sz w:val="24"/>
+          <w:szCs w:val="24"/>
+          <w:lang w:val="en-US" w:eastAsia="zh-CN"/>
+        </w:rPr>
+      </w:pPr>
+      <w:r>
+        <w:rPr>
+          <w:rFonts w:hint="default"/>
+          <w:b w:val="0"/>
+          <w:bCs w:val="0"/>
+          <w:sz w:val="24"/>
+          <w:szCs w:val="24"/>
+          <w:lang w:val="en-US" w:eastAsia="zh-CN"/>
+        </w:rPr>
+        <w:t>答：“通过 Nginx 反向代理，把前端页面和后端接口挂在同一个域名下。”</w:t>
+      </w:r>
+    </w:p>
+    <w:p>
+      <w:pPr>
+        <w:numPr>
+          <w:numId w:val="0"/>
+        </w:numPr>
+        <w:ind w:leftChars="0"/>
+        <w:rPr>
+          <w:rFonts w:hint="default"/>
+          <w:b/>
+          <w:bCs/>
+          <w:sz w:val="28"/>
+          <w:szCs w:val="28"/>
+          <w:lang w:val="en-US" w:eastAsia="zh-CN"/>
+        </w:rPr>
+      </w:pPr>
+      <w:r>
+        <w:rPr>
+          <w:rFonts w:hint="default"/>
+          <w:b w:val="0"/>
+          <w:bCs w:val="0"/>
+          <w:sz w:val="24"/>
+          <w:szCs w:val="24"/>
+          <w:lang w:val="en-US" w:eastAsia="zh-CN"/>
+        </w:rPr>
+        <w:t>例如：用户访问 www.xxx.com/ 获取前端页面，访问 www.xxx.com/api/ 获取后端数据。因为协议、域名、端口三者都相同，浏览器同源策略判定为同源，跨域问题自然消失。这是最正统、最安全的线上解决方案。</w:t>
+      </w:r>
     </w:p>
     <w:p>
       <w:pPr>
@@ -2060,13 +2247,35 @@
       <w:lang w:val="en-US" w:eastAsia="zh-CN" w:bidi="ar-SA"/>
     </w:rPr>
   </w:style>
-  <w:style w:type="character" w:default="1" w:styleId="5">
+  <w:style w:type="paragraph" w:styleId="2">
+    <w:name w:val="heading 3"/>
+    <w:basedOn w:val="1"/>
+    <w:next w:val="1"/>
+    <w:semiHidden/>
+    <w:unhideWhenUsed/>
+    <w:qFormat/>
+    <w:uiPriority w:val="0"/>
+    <w:pPr>
+      <w:spacing w:before="0" w:beforeAutospacing="1" w:after="0" w:afterAutospacing="1"/>
+      <w:jc w:val="left"/>
+    </w:pPr>
+    <w:rPr>
+      <w:rFonts w:hint="eastAsia" w:ascii="宋体" w:hAnsi="宋体" w:eastAsia="宋体" w:cs="宋体"/>
+      <w:b/>
+      <w:bCs/>
+      <w:kern w:val="0"/>
+      <w:sz w:val="27"/>
+      <w:szCs w:val="27"/>
+      <w:lang w:val="en-US" w:eastAsia="zh-CN" w:bidi="ar"/>
+    </w:rPr>
+  </w:style>
+  <w:style w:type="character" w:default="1" w:styleId="6">
     <w:name w:val="Default Paragraph Font"/>
     <w:semiHidden/>
     <w:qFormat/>
     <w:uiPriority w:val="0"/>
   </w:style>
-  <w:style w:type="table" w:default="1" w:styleId="4">
+  <w:style w:type="table" w:default="1" w:styleId="5">
     <w:name w:val="Normal Table"/>
     <w:semiHidden/>
     <w:qFormat/>
@@ -2080,7 +2289,7 @@
       </w:tblCellMar>
     </w:tblPr>
   </w:style>
-  <w:style w:type="paragraph" w:styleId="2">
+  <w:style w:type="paragraph" w:styleId="3">
     <w:name w:val="HTML Preformatted"/>
     <w:basedOn w:val="1"/>
     <w:qFormat/>
@@ -2114,7 +2323,7 @@
       <w:lang w:val="en-US" w:eastAsia="zh-CN" w:bidi="ar"/>
     </w:rPr>
   </w:style>
-  <w:style w:type="paragraph" w:styleId="3">
+  <w:style w:type="paragraph" w:styleId="4">
     <w:name w:val="Normal (Web)"/>
     <w:basedOn w:val="1"/>
     <w:uiPriority w:val="0"/>
@@ -2127,6 +2336,15 @@
       <w:kern w:val="0"/>
       <w:sz w:val="24"/>
       <w:lang w:val="en-US" w:eastAsia="zh-CN" w:bidi="ar"/>
+    </w:rPr>
+  </w:style>
+  <w:style w:type="character" w:styleId="7">
+    <w:name w:val="HTML Code"/>
+    <w:basedOn w:val="6"/>
+    <w:uiPriority w:val="0"/>
+    <w:rPr>
+      <w:rFonts w:ascii="Courier New" w:hAnsi="Courier New"/>
+      <w:sz w:val="20"/>
     </w:rPr>
   </w:style>
 </w:styles>

--- a/关于python与agent学习通用概念.docx
+++ b/关于python与agent学习通用概念.docx
@@ -1469,279 +1469,347 @@
         </w:rPr>
         <w:t>CORS是什么？ 三种解决跨域问题方法、在前端搞vite代理，在后端设置CORS允许，设置Nginx 反向代理中间件(生产环境)。</w:t>
       </w:r>
+    </w:p>
+    <w:p>
+      <w:pPr>
+        <w:widowControl w:val="0"/>
+        <w:numPr>
+          <w:ilvl w:val="0"/>
+          <w:numId w:val="0"/>
+        </w:numPr>
+        <w:jc w:val="both"/>
+        <w:rPr>
+          <w:rFonts w:hint="default"/>
+          <w:b w:val="0"/>
+          <w:bCs w:val="0"/>
+          <w:sz w:val="24"/>
+          <w:szCs w:val="24"/>
+          <w:lang w:val="en-US" w:eastAsia="zh-CN"/>
+        </w:rPr>
+      </w:pPr>
+      <w:r>
+        <w:rPr>
+          <w:rFonts w:hint="eastAsia"/>
+          <w:b w:val="0"/>
+          <w:bCs w:val="0"/>
+          <w:sz w:val="24"/>
+          <w:szCs w:val="24"/>
+          <w:lang w:val="en-US" w:eastAsia="zh-CN"/>
+        </w:rPr>
+        <w:t>答：CORS是一种浏览器安全机制，用于让在后端主动说明前端</w:t>
+      </w:r>
+      <w:r>
+        <w:rPr>
+          <w:rFonts w:hint="default"/>
+          <w:b w:val="0"/>
+          <w:bCs w:val="0"/>
+          <w:sz w:val="24"/>
+          <w:szCs w:val="24"/>
+          <w:lang w:val="en-US" w:eastAsia="zh-CN"/>
+        </w:rPr>
+        <w:t>”</w:t>
+      </w:r>
+      <w:r>
+        <w:rPr>
+          <w:rFonts w:hint="eastAsia"/>
+          <w:b w:val="0"/>
+          <w:bCs w:val="0"/>
+          <w:sz w:val="24"/>
+          <w:szCs w:val="24"/>
+          <w:lang w:val="en-US" w:eastAsia="zh-CN"/>
+        </w:rPr>
+        <w:t>允许访问</w:t>
+      </w:r>
+      <w:r>
+        <w:rPr>
+          <w:rFonts w:hint="default"/>
+          <w:b w:val="0"/>
+          <w:bCs w:val="0"/>
+          <w:sz w:val="24"/>
+          <w:szCs w:val="24"/>
+          <w:lang w:val="en-US" w:eastAsia="zh-CN"/>
+        </w:rPr>
+        <w:t>”</w:t>
+      </w:r>
+      <w:r>
+        <w:rPr>
+          <w:rFonts w:hint="eastAsia"/>
+          <w:b w:val="0"/>
+          <w:bCs w:val="0"/>
+          <w:sz w:val="24"/>
+          <w:szCs w:val="24"/>
+          <w:lang w:val="en-US" w:eastAsia="zh-CN"/>
+        </w:rPr>
+        <w:t>。</w:t>
+      </w:r>
+    </w:p>
+    <w:p>
+      <w:pPr>
+        <w:numPr>
+          <w:ilvl w:val="0"/>
+          <w:numId w:val="2"/>
+        </w:numPr>
+        <w:ind w:left="0" w:leftChars="0" w:firstLine="0" w:firstLineChars="0"/>
+        <w:rPr>
+          <w:rFonts w:hint="default"/>
+          <w:b/>
+          <w:bCs/>
+          <w:sz w:val="28"/>
+          <w:szCs w:val="28"/>
+          <w:lang w:val="en-US" w:eastAsia="zh-CN"/>
+        </w:rPr>
+      </w:pPr>
+      <w:r>
+        <w:rPr>
+          <w:rFonts w:hint="default"/>
+          <w:b w:val="0"/>
+          <w:bCs w:val="0"/>
+          <w:sz w:val="24"/>
+          <w:szCs w:val="24"/>
+          <w:lang w:val="en-US" w:eastAsia="zh-CN"/>
+        </w:rPr>
+        <w:t>Nginx</w:t>
+      </w:r>
+      <w:r>
+        <w:rPr>
+          <w:rFonts w:hint="eastAsia"/>
+          <w:b/>
+          <w:bCs/>
+          <w:sz w:val="28"/>
+          <w:szCs w:val="28"/>
+          <w:lang w:val="en-US" w:eastAsia="zh-CN"/>
+        </w:rPr>
+        <w:t>反向代理</w:t>
+      </w:r>
+    </w:p>
+    <w:p>
+      <w:pPr>
+        <w:numPr>
+          <w:ilvl w:val="0"/>
+          <w:numId w:val="0"/>
+        </w:numPr>
+        <w:ind w:leftChars="0"/>
+        <w:rPr>
+          <w:rFonts w:hint="default"/>
+          <w:b w:val="0"/>
+          <w:bCs w:val="0"/>
+          <w:sz w:val="24"/>
+          <w:szCs w:val="24"/>
+          <w:lang w:val="en-US" w:eastAsia="zh-CN"/>
+        </w:rPr>
+      </w:pPr>
+      <w:r>
+        <w:rPr>
+          <w:rFonts w:hint="eastAsia"/>
+          <w:b w:val="0"/>
+          <w:bCs w:val="0"/>
+          <w:sz w:val="24"/>
+          <w:szCs w:val="24"/>
+          <w:lang w:val="en-US" w:eastAsia="zh-CN"/>
+        </w:rPr>
+        <w:t>答：</w:t>
+      </w:r>
+    </w:p>
+    <w:p>
+      <w:pPr>
+        <w:numPr>
+          <w:ilvl w:val="0"/>
+          <w:numId w:val="2"/>
+        </w:numPr>
+        <w:ind w:left="0" w:leftChars="0" w:firstLine="0" w:firstLineChars="0"/>
+        <w:rPr>
+          <w:rFonts w:hint="default"/>
+          <w:b/>
+          <w:bCs/>
+          <w:sz w:val="28"/>
+          <w:szCs w:val="28"/>
+          <w:lang w:val="en-US" w:eastAsia="zh-CN"/>
+        </w:rPr>
+      </w:pPr>
+      <w:r>
+        <w:rPr>
+          <w:rFonts w:hint="default"/>
+          <w:b/>
+          <w:bCs/>
+          <w:sz w:val="28"/>
+          <w:szCs w:val="28"/>
+          <w:lang w:val="en-US" w:eastAsia="zh-CN"/>
+        </w:rPr>
+        <w:t>生产环境怎么解决跨域？</w:t>
+      </w:r>
+    </w:p>
+    <w:p>
+      <w:pPr>
+        <w:numPr>
+          <w:ilvl w:val="0"/>
+          <w:numId w:val="0"/>
+        </w:numPr>
+        <w:ind w:leftChars="0"/>
+        <w:rPr>
+          <w:rFonts w:hint="default"/>
+          <w:b w:val="0"/>
+          <w:bCs w:val="0"/>
+          <w:sz w:val="24"/>
+          <w:szCs w:val="24"/>
+          <w:lang w:val="en-US" w:eastAsia="zh-CN"/>
+        </w:rPr>
+      </w:pPr>
+      <w:r>
+        <w:rPr>
+          <w:rFonts w:hint="default"/>
+          <w:b w:val="0"/>
+          <w:bCs w:val="0"/>
+          <w:sz w:val="24"/>
+          <w:szCs w:val="24"/>
+          <w:lang w:val="en-US" w:eastAsia="zh-CN"/>
+        </w:rPr>
+        <w:t>答：“通过 Nginx 反向代理，把前端页面和后端接口挂在同一个域名下。”</w:t>
+      </w:r>
+    </w:p>
+    <w:p>
+      <w:pPr>
+        <w:numPr>
+          <w:ilvl w:val="0"/>
+          <w:numId w:val="0"/>
+        </w:numPr>
+        <w:ind w:leftChars="0"/>
+        <w:rPr>
+          <w:rFonts w:hint="default"/>
+          <w:b/>
+          <w:bCs/>
+          <w:sz w:val="28"/>
+          <w:szCs w:val="28"/>
+          <w:lang w:val="en-US" w:eastAsia="zh-CN"/>
+        </w:rPr>
+      </w:pPr>
+      <w:r>
+        <w:rPr>
+          <w:rFonts w:hint="default"/>
+          <w:b w:val="0"/>
+          <w:bCs w:val="0"/>
+          <w:sz w:val="24"/>
+          <w:szCs w:val="24"/>
+          <w:lang w:val="en-US" w:eastAsia="zh-CN"/>
+        </w:rPr>
+        <w:t>例如：用户访问 www.xxx.com/ 获取前端页面，访问 www.xxx.com/api/ 获取后端数据。因为协议、域名、端口三者都相同，浏览器同源策略判定为同源，跨域问题自然消失。这是最正统、最安全的线上解决方案。</w:t>
+      </w:r>
+    </w:p>
+    <w:p>
+      <w:pPr>
+        <w:numPr>
+          <w:ilvl w:val="0"/>
+          <w:numId w:val="2"/>
+        </w:numPr>
+        <w:ind w:left="0" w:leftChars="0" w:firstLine="0" w:firstLineChars="0"/>
+        <w:rPr>
+          <w:rFonts w:hint="default"/>
+          <w:b/>
+          <w:bCs/>
+          <w:sz w:val="28"/>
+          <w:szCs w:val="28"/>
+          <w:lang w:val="en-US" w:eastAsia="zh-CN"/>
+        </w:rPr>
+      </w:pPr>
+      <w:r>
+        <w:rPr>
+          <w:rFonts w:hint="eastAsia"/>
+          <w:b/>
+          <w:bCs/>
+          <w:sz w:val="28"/>
+          <w:szCs w:val="28"/>
+          <w:lang w:val="en-US" w:eastAsia="zh-CN"/>
+        </w:rPr>
+        <w:t>前端架构</w:t>
+      </w:r>
+    </w:p>
+    <w:p>
+      <w:pPr>
+        <w:numPr>
+          <w:numId w:val="0"/>
+        </w:numPr>
+        <w:ind w:leftChars="0"/>
+        <w:rPr>
+          <w:rFonts w:hint="default"/>
+          <w:b/>
+          <w:bCs/>
+          <w:sz w:val="28"/>
+          <w:szCs w:val="28"/>
+          <w:lang w:val="en-US" w:eastAsia="zh-CN"/>
+        </w:rPr>
+      </w:pPr>
+      <w:r>
+        <w:drawing>
+          <wp:inline distT="0" distB="0" distL="114300" distR="114300">
+            <wp:extent cx="1816100" cy="2677795"/>
+            <wp:effectExtent l="0" t="0" r="12700" b="4445"/>
+            <wp:docPr id="1" name="图片 1"/>
+            <wp:cNvGraphicFramePr>
+              <a:graphicFrameLocks xmlns:a="http://schemas.openxmlformats.org/drawingml/2006/main" noChangeAspect="1"/>
+            </wp:cNvGraphicFramePr>
+            <a:graphic xmlns:a="http://schemas.openxmlformats.org/drawingml/2006/main">
+              <a:graphicData uri="http://schemas.openxmlformats.org/drawingml/2006/picture">
+                <pic:pic xmlns:pic="http://schemas.openxmlformats.org/drawingml/2006/picture">
+                  <pic:nvPicPr>
+                    <pic:cNvPr id="1" name="图片 1"/>
+                    <pic:cNvPicPr>
+                      <a:picLocks noChangeAspect="1"/>
+                    </pic:cNvPicPr>
+                  </pic:nvPicPr>
+                  <pic:blipFill>
+                    <a:blip r:embed="rId4"/>
+                    <a:stretch>
+                      <a:fillRect/>
+                    </a:stretch>
+                  </pic:blipFill>
+                  <pic:spPr>
+                    <a:xfrm>
+                      <a:off x="0" y="0"/>
+                      <a:ext cx="1816100" cy="2677795"/>
+                    </a:xfrm>
+                    <a:prstGeom prst="rect">
+                      <a:avLst/>
+                    </a:prstGeom>
+                    <a:noFill/>
+                    <a:ln>
+                      <a:noFill/>
+                    </a:ln>
+                  </pic:spPr>
+                </pic:pic>
+              </a:graphicData>
+            </a:graphic>
+          </wp:inline>
+        </w:drawing>
+      </w:r>
+    </w:p>
+    <w:p>
+      <w:pPr>
+        <w:widowControl w:val="0"/>
+        <w:numPr>
+          <w:numId w:val="0"/>
+        </w:numPr>
+        <w:jc w:val="both"/>
+        <w:rPr>
+          <w:rFonts w:hint="default"/>
+          <w:b/>
+          <w:bCs/>
+          <w:sz w:val="24"/>
+          <w:szCs w:val="24"/>
+          <w:lang w:val="en-US" w:eastAsia="zh-CN"/>
+        </w:rPr>
+      </w:pPr>
+      <w:r>
+        <w:rPr>
+          <w:rFonts w:hint="eastAsia"/>
+          <w:b w:val="0"/>
+          <w:bCs w:val="0"/>
+          <w:sz w:val="24"/>
+          <w:szCs w:val="24"/>
+          <w:lang w:val="en-US" w:eastAsia="zh-CN"/>
+        </w:rPr>
+        <w:t>答：改地址找 vite，拿数据找 api，画页面找 views，显示出来找 App。就这四句，全搞定。</w:t>
+      </w:r>
       <w:bookmarkStart w:id="0" w:name="_GoBack"/>
       <w:bookmarkEnd w:id="0"/>
-    </w:p>
-    <w:p>
-      <w:pPr>
-        <w:widowControl w:val="0"/>
-        <w:numPr>
-          <w:numId w:val="0"/>
-        </w:numPr>
-        <w:jc w:val="both"/>
-        <w:rPr>
-          <w:rFonts w:hint="default"/>
-          <w:b w:val="0"/>
-          <w:bCs w:val="0"/>
-          <w:sz w:val="24"/>
-          <w:szCs w:val="24"/>
-          <w:lang w:val="en-US" w:eastAsia="zh-CN"/>
-        </w:rPr>
-      </w:pPr>
-      <w:r>
-        <w:rPr>
-          <w:rFonts w:hint="eastAsia"/>
-          <w:b w:val="0"/>
-          <w:bCs w:val="0"/>
-          <w:sz w:val="24"/>
-          <w:szCs w:val="24"/>
-          <w:lang w:val="en-US" w:eastAsia="zh-CN"/>
-        </w:rPr>
-        <w:t>答：CORS是一种浏览器安全机制，用于让在后端主动说明前端</w:t>
-      </w:r>
-      <w:r>
-        <w:rPr>
-          <w:rFonts w:hint="default"/>
-          <w:b w:val="0"/>
-          <w:bCs w:val="0"/>
-          <w:sz w:val="24"/>
-          <w:szCs w:val="24"/>
-          <w:lang w:val="en-US" w:eastAsia="zh-CN"/>
-        </w:rPr>
-        <w:t>”</w:t>
-      </w:r>
-      <w:r>
-        <w:rPr>
-          <w:rFonts w:hint="eastAsia"/>
-          <w:b w:val="0"/>
-          <w:bCs w:val="0"/>
-          <w:sz w:val="24"/>
-          <w:szCs w:val="24"/>
-          <w:lang w:val="en-US" w:eastAsia="zh-CN"/>
-        </w:rPr>
-        <w:t>允许访问</w:t>
-      </w:r>
-      <w:r>
-        <w:rPr>
-          <w:rFonts w:hint="default"/>
-          <w:b w:val="0"/>
-          <w:bCs w:val="0"/>
-          <w:sz w:val="24"/>
-          <w:szCs w:val="24"/>
-          <w:lang w:val="en-US" w:eastAsia="zh-CN"/>
-        </w:rPr>
-        <w:t>”</w:t>
-      </w:r>
-      <w:r>
-        <w:rPr>
-          <w:rFonts w:hint="eastAsia"/>
-          <w:b w:val="0"/>
-          <w:bCs w:val="0"/>
-          <w:sz w:val="24"/>
-          <w:szCs w:val="24"/>
-          <w:lang w:val="en-US" w:eastAsia="zh-CN"/>
-        </w:rPr>
-        <w:t>。</w:t>
-      </w:r>
-    </w:p>
-    <w:p>
-      <w:pPr>
-        <w:numPr>
-          <w:ilvl w:val="0"/>
-          <w:numId w:val="2"/>
-        </w:numPr>
-        <w:ind w:left="0" w:leftChars="0" w:firstLine="0" w:firstLineChars="0"/>
-        <w:rPr>
-          <w:rFonts w:hint="default"/>
-          <w:b/>
-          <w:bCs/>
-          <w:sz w:val="28"/>
-          <w:szCs w:val="28"/>
-          <w:lang w:val="en-US" w:eastAsia="zh-CN"/>
-        </w:rPr>
-      </w:pPr>
-      <w:r>
-        <w:rPr>
-          <w:rFonts w:hint="default"/>
-          <w:b w:val="0"/>
-          <w:bCs w:val="0"/>
-          <w:sz w:val="24"/>
-          <w:szCs w:val="24"/>
-          <w:lang w:val="en-US" w:eastAsia="zh-CN"/>
-        </w:rPr>
-        <w:t>Nginx</w:t>
-      </w:r>
-      <w:r>
-        <w:rPr>
-          <w:rFonts w:hint="eastAsia"/>
-          <w:b/>
-          <w:bCs/>
-          <w:sz w:val="28"/>
-          <w:szCs w:val="28"/>
-          <w:lang w:val="en-US" w:eastAsia="zh-CN"/>
-        </w:rPr>
-        <w:t>反向代理</w:t>
-      </w:r>
-    </w:p>
-    <w:p>
-      <w:pPr>
-        <w:numPr>
-          <w:numId w:val="0"/>
-        </w:numPr>
-        <w:ind w:leftChars="0"/>
-        <w:rPr>
-          <w:rFonts w:hint="default"/>
-          <w:b w:val="0"/>
-          <w:bCs w:val="0"/>
-          <w:sz w:val="24"/>
-          <w:szCs w:val="24"/>
-          <w:lang w:val="en-US" w:eastAsia="zh-CN"/>
-        </w:rPr>
-      </w:pPr>
-      <w:r>
-        <w:rPr>
-          <w:rFonts w:hint="eastAsia"/>
-          <w:b w:val="0"/>
-          <w:bCs w:val="0"/>
-          <w:sz w:val="24"/>
-          <w:szCs w:val="24"/>
-          <w:lang w:val="en-US" w:eastAsia="zh-CN"/>
-        </w:rPr>
-        <w:t>答：</w:t>
-      </w:r>
-    </w:p>
-    <w:p>
-      <w:pPr>
-        <w:numPr>
-          <w:ilvl w:val="0"/>
-          <w:numId w:val="2"/>
-        </w:numPr>
-        <w:ind w:left="0" w:leftChars="0" w:firstLine="0" w:firstLineChars="0"/>
-        <w:rPr>
-          <w:rFonts w:hint="default"/>
-          <w:b/>
-          <w:bCs/>
-          <w:sz w:val="28"/>
-          <w:szCs w:val="28"/>
-          <w:lang w:val="en-US" w:eastAsia="zh-CN"/>
-        </w:rPr>
-      </w:pPr>
-      <w:r>
-        <w:rPr>
-          <w:rFonts w:hint="default"/>
-          <w:b/>
-          <w:bCs/>
-          <w:sz w:val="28"/>
-          <w:szCs w:val="28"/>
-          <w:lang w:val="en-US" w:eastAsia="zh-CN"/>
-        </w:rPr>
-        <w:t>生产环境怎么解决跨域？</w:t>
-      </w:r>
-    </w:p>
-    <w:p>
-      <w:pPr>
-        <w:numPr>
-          <w:numId w:val="0"/>
-        </w:numPr>
-        <w:ind w:leftChars="0"/>
-        <w:rPr>
-          <w:rFonts w:hint="default"/>
-          <w:b w:val="0"/>
-          <w:bCs w:val="0"/>
-          <w:sz w:val="24"/>
-          <w:szCs w:val="24"/>
-          <w:lang w:val="en-US" w:eastAsia="zh-CN"/>
-        </w:rPr>
-      </w:pPr>
-      <w:r>
-        <w:rPr>
-          <w:rFonts w:hint="default"/>
-          <w:b w:val="0"/>
-          <w:bCs w:val="0"/>
-          <w:sz w:val="24"/>
-          <w:szCs w:val="24"/>
-          <w:lang w:val="en-US" w:eastAsia="zh-CN"/>
-        </w:rPr>
-        <w:t>答：“通过 Nginx 反向代理，把前端页面和后端接口挂在同一个域名下。”</w:t>
-      </w:r>
-    </w:p>
-    <w:p>
-      <w:pPr>
-        <w:numPr>
-          <w:numId w:val="0"/>
-        </w:numPr>
-        <w:ind w:leftChars="0"/>
-        <w:rPr>
-          <w:rFonts w:hint="default"/>
-          <w:b/>
-          <w:bCs/>
-          <w:sz w:val="28"/>
-          <w:szCs w:val="28"/>
-          <w:lang w:val="en-US" w:eastAsia="zh-CN"/>
-        </w:rPr>
-      </w:pPr>
-      <w:r>
-        <w:rPr>
-          <w:rFonts w:hint="default"/>
-          <w:b w:val="0"/>
-          <w:bCs w:val="0"/>
-          <w:sz w:val="24"/>
-          <w:szCs w:val="24"/>
-          <w:lang w:val="en-US" w:eastAsia="zh-CN"/>
-        </w:rPr>
-        <w:t>例如：用户访问 www.xxx.com/ 获取前端页面，访问 www.xxx.com/api/ 获取后端数据。因为协议、域名、端口三者都相同，浏览器同源策略判定为同源，跨域问题自然消失。这是最正统、最安全的线上解决方案。</w:t>
-      </w:r>
-    </w:p>
-    <w:p>
-      <w:pPr>
-        <w:numPr>
-          <w:ilvl w:val="0"/>
-          <w:numId w:val="2"/>
-        </w:numPr>
-        <w:ind w:left="0" w:leftChars="0" w:firstLine="0" w:firstLineChars="0"/>
-        <w:rPr>
-          <w:rFonts w:hint="default"/>
-          <w:b/>
-          <w:bCs/>
-          <w:sz w:val="28"/>
-          <w:szCs w:val="28"/>
-          <w:lang w:val="en-US" w:eastAsia="zh-CN"/>
-        </w:rPr>
-      </w:pPr>
-    </w:p>
-    <w:p>
-      <w:pPr>
-        <w:numPr>
-          <w:ilvl w:val="0"/>
-          <w:numId w:val="2"/>
-        </w:numPr>
-        <w:ind w:left="0" w:leftChars="0" w:firstLine="0" w:firstLineChars="0"/>
-        <w:rPr>
-          <w:rFonts w:hint="default"/>
-          <w:b/>
-          <w:bCs/>
-          <w:sz w:val="28"/>
-          <w:szCs w:val="28"/>
-          <w:lang w:val="en-US" w:eastAsia="zh-CN"/>
-        </w:rPr>
-      </w:pPr>
-    </w:p>
-    <w:p>
-      <w:pPr>
-        <w:numPr>
-          <w:ilvl w:val="0"/>
-          <w:numId w:val="2"/>
-        </w:numPr>
-        <w:ind w:left="0" w:leftChars="0" w:firstLine="0" w:firstLineChars="0"/>
-        <w:rPr>
-          <w:rFonts w:hint="default"/>
-          <w:b/>
-          <w:bCs/>
-          <w:sz w:val="28"/>
-          <w:szCs w:val="28"/>
-          <w:lang w:val="en-US" w:eastAsia="zh-CN"/>
-        </w:rPr>
-      </w:pPr>
     </w:p>
     <w:p>
       <w:pPr>
@@ -2074,11 +2142,11 @@
     <w:lsdException w:unhideWhenUsed="0" w:uiPriority="0" w:semiHidden="0" w:name="Document Map"/>
     <w:lsdException w:unhideWhenUsed="0" w:uiPriority="0" w:semiHidden="0" w:name="Plain Text"/>
     <w:lsdException w:unhideWhenUsed="0" w:uiPriority="0" w:semiHidden="0" w:name="E-mail Signature"/>
-    <w:lsdException w:unhideWhenUsed="0" w:uiPriority="0" w:semiHidden="0" w:name="Normal (Web)"/>
+    <w:lsdException w:qFormat="1" w:unhideWhenUsed="0" w:uiPriority="0" w:semiHidden="0" w:name="Normal (Web)"/>
     <w:lsdException w:unhideWhenUsed="0" w:uiPriority="0" w:semiHidden="0" w:name="HTML Acronym"/>
     <w:lsdException w:unhideWhenUsed="0" w:uiPriority="0" w:semiHidden="0" w:name="HTML Address"/>
     <w:lsdException w:unhideWhenUsed="0" w:uiPriority="0" w:semiHidden="0" w:name="HTML Cite"/>
-    <w:lsdException w:unhideWhenUsed="0" w:uiPriority="0" w:semiHidden="0" w:name="HTML Code"/>
+    <w:lsdException w:qFormat="1" w:unhideWhenUsed="0" w:uiPriority="0" w:semiHidden="0" w:name="HTML Code"/>
     <w:lsdException w:unhideWhenUsed="0" w:uiPriority="0" w:semiHidden="0" w:name="HTML Definition"/>
     <w:lsdException w:unhideWhenUsed="0" w:uiPriority="0" w:semiHidden="0" w:name="HTML Keyboard"/>
     <w:lsdException w:qFormat="1" w:unhideWhenUsed="0" w:uiPriority="0" w:semiHidden="0" w:name="HTML Preformatted"/>
@@ -2326,6 +2394,7 @@
   <w:style w:type="paragraph" w:styleId="4">
     <w:name w:val="Normal (Web)"/>
     <w:basedOn w:val="1"/>
+    <w:qFormat/>
     <w:uiPriority w:val="0"/>
     <w:pPr>
       <w:spacing w:before="0" w:beforeAutospacing="1" w:after="0" w:afterAutospacing="1"/>
@@ -2341,6 +2410,7 @@
   <w:style w:type="character" w:styleId="7">
     <w:name w:val="HTML Code"/>
     <w:basedOn w:val="6"/>
+    <w:qFormat/>
     <w:uiPriority w:val="0"/>
     <w:rPr>
       <w:rFonts w:ascii="Courier New" w:hAnsi="Courier New"/>

--- a/关于python与agent学习通用概念.docx
+++ b/关于python与agent学习通用概念.docx
@@ -267,7 +267,20 @@
           <w:szCs w:val="28"/>
           <w:lang w:val="en-US" w:eastAsia="zh-CN"/>
         </w:rPr>
-        <w:t>5、break和continue关键字的区别是？</w:t>
+        <w:t>5、break</w:t>
+      </w:r>
+      <w:bookmarkStart w:id="0" w:name="_GoBack"/>
+      <w:bookmarkEnd w:id="0"/>
+      <w:r>
+        <w:rPr>
+          <w:rFonts w:hint="eastAsia"/>
+          <w:b/>
+          <w:bCs/>
+          <w:sz w:val="28"/>
+          <w:szCs w:val="28"/>
+          <w:lang w:val="en-US" w:eastAsia="zh-CN"/>
+        </w:rPr>
+        <w:t>和continue关键字的区别是？</w:t>
       </w:r>
     </w:p>
     <w:p>
@@ -690,6 +703,14 @@
           <w:lang w:val="en-US" w:eastAsia="zh-CN"/>
         </w:rPr>
       </w:pPr>
+      <w:r>
+        <w:rPr>
+          <w:rFonts w:ascii="宋体" w:hAnsi="宋体" w:eastAsia="宋体" w:cs="宋体"/>
+          <w:sz w:val="24"/>
+          <w:szCs w:val="24"/>
+        </w:rPr>
+        <w:t>动物类调用是动物叫，狗类重写后是汪汪叫，猫类重写后是喵喵叫。虽然方法名一样，但不同对象执行，表现不一样，这就是多态。</w:t>
+      </w:r>
     </w:p>
     <w:p>
       <w:pPr>
@@ -1128,7 +1149,18 @@
           <w:szCs w:val="24"/>
           <w:lang w:val="en-US" w:eastAsia="zh-CN"/>
         </w:rPr>
-        <w:t>答：一个功能强的数据可视化开源Python图形绘画库，可以做静态、动态、交互的图表</w:t>
+        <w:t>答：</w:t>
+      </w:r>
+      <w:r>
+        <w:rPr>
+          <w:rFonts w:hint="eastAsia"/>
+          <w:b w:val="0"/>
+          <w:bCs w:val="0"/>
+          <w:sz w:val="24"/>
+          <w:szCs w:val="24"/>
+          <w:lang w:val="en-US" w:eastAsia="zh-CN"/>
+        </w:rPr>
+        <w:t>一个功能强的数据可视化开源Python图形绘画库，可以做静态、动态、交互的图表</w:t>
       </w:r>
     </w:p>
     <w:p>
@@ -1725,6 +1757,7 @@
     <w:p>
       <w:pPr>
         <w:numPr>
+          <w:ilvl w:val="0"/>
           <w:numId w:val="0"/>
         </w:numPr>
         <w:ind w:leftChars="0"/>
@@ -1785,6 +1818,7 @@
       <w:pPr>
         <w:widowControl w:val="0"/>
         <w:numPr>
+          <w:ilvl w:val="0"/>
           <w:numId w:val="0"/>
         </w:numPr>
         <w:jc w:val="both"/>
@@ -1808,16 +1842,182 @@
         </w:rPr>
         <w:t>答：改地址找 vite，拿数据找 api，画页面找 views，显示出来找 App。就这四句，全搞定。</w:t>
       </w:r>
-      <w:bookmarkStart w:id="0" w:name="_GoBack"/>
-      <w:bookmarkEnd w:id="0"/>
-    </w:p>
-    <w:p>
-      <w:pPr>
-        <w:numPr>
-          <w:ilvl w:val="0"/>
-          <w:numId w:val="2"/>
-        </w:numPr>
-        <w:ind w:left="0" w:leftChars="0" w:firstLine="0" w:firstLineChars="0"/>
+    </w:p>
+    <w:p>
+      <w:pPr>
+        <w:pStyle w:val="2"/>
+        <w:keepNext w:val="0"/>
+        <w:keepLines w:val="0"/>
+        <w:widowControl/>
+        <w:suppressLineNumbers w:val="0"/>
+        <w:rPr>
+          <w:sz w:val="28"/>
+          <w:szCs w:val="28"/>
+        </w:rPr>
+      </w:pPr>
+      <w:r>
+        <w:rPr>
+          <w:rFonts w:hint="eastAsia"/>
+          <w:sz w:val="28"/>
+          <w:szCs w:val="28"/>
+          <w:lang w:val="en-US" w:eastAsia="zh-CN"/>
+        </w:rPr>
+        <w:t>28、</w:t>
+      </w:r>
+      <w:r>
+        <w:rPr>
+          <w:sz w:val="28"/>
+          <w:szCs w:val="28"/>
+        </w:rPr>
+        <w:t>你说说这几个接口</w:t>
+      </w:r>
+      <w:r>
+        <w:rPr>
+          <w:sz w:val="28"/>
+          <w:szCs w:val="28"/>
+        </w:rPr>
+        <w:t>分别用的什么请求方式？为什么这么用？</w:t>
+      </w:r>
+    </w:p>
+    <w:p>
+      <w:pPr>
+        <w:pStyle w:val="4"/>
+        <w:keepNext w:val="0"/>
+        <w:keepLines w:val="0"/>
+        <w:widowControl/>
+        <w:suppressLineNumbers w:val="0"/>
+        <w:rPr>
+          <w:rStyle w:val="7"/>
+          <w:rFonts w:hint="eastAsia"/>
+          <w:lang w:val="en-US" w:eastAsia="zh-CN"/>
+        </w:rPr>
+      </w:pPr>
+      <w:r>
+        <w:rPr>
+          <w:rStyle w:val="7"/>
+        </w:rPr>
+        <w:t>答</w:t>
+      </w:r>
+      <w:r>
+        <w:rPr>
+          <w:rStyle w:val="7"/>
+          <w:rFonts w:hint="eastAsia"/>
+          <w:lang w:val="en-US" w:eastAsia="zh-CN"/>
+        </w:rPr>
+        <w:t>:</w:t>
+      </w:r>
+    </w:p>
+    <w:p>
+      <w:pPr>
+        <w:pStyle w:val="4"/>
+        <w:keepNext w:val="0"/>
+        <w:keepLines w:val="0"/>
+        <w:widowControl/>
+        <w:suppressLineNumbers w:val="0"/>
+      </w:pPr>
+      <w:r>
+        <w:rPr>
+          <w:b/>
+          <w:bCs/>
+        </w:rPr>
+        <w:t xml:space="preserve">注册、登录用 </w:t>
+      </w:r>
+      <w:r>
+        <w:rPr>
+          <w:rStyle w:val="7"/>
+          <w:b/>
+          <w:bCs/>
+        </w:rPr>
+        <w:t>POST</w:t>
+      </w:r>
+      <w:r>
+        <w:t>：属于</w:t>
+      </w:r>
+      <w:r>
+        <w:rPr>
+          <w:rStyle w:val="7"/>
+        </w:rPr>
+        <w:t>提交数据、产生资源变更</w:t>
+      </w:r>
+      <w:r>
+        <w:t>，POST 用于新增 / 提交敏感数据，不能用 GET（参数暴露、可缓存）。</w:t>
+      </w:r>
+    </w:p>
+    <w:p>
+      <w:pPr>
+        <w:keepNext w:val="0"/>
+        <w:keepLines w:val="0"/>
+        <w:widowControl/>
+        <w:numPr>
+          <w:numId w:val="0"/>
+        </w:numPr>
+        <w:suppressLineNumbers w:val="0"/>
+        <w:spacing w:before="0" w:beforeAutospacing="1" w:after="0" w:afterAutospacing="1"/>
+      </w:pPr>
+      <w:r>
+        <w:rPr>
+          <w:b/>
+          <w:bCs/>
+        </w:rPr>
+        <w:t xml:space="preserve">获取用户信息用 </w:t>
+      </w:r>
+      <w:r>
+        <w:rPr>
+          <w:rStyle w:val="7"/>
+          <w:b/>
+          <w:bCs/>
+        </w:rPr>
+        <w:t>GET</w:t>
+      </w:r>
+      <w:r>
+        <w:t>：纯查询、不修改数据库数据，符合 GET 只读语义。</w:t>
+      </w:r>
+    </w:p>
+    <w:p>
+      <w:pPr>
+        <w:keepNext w:val="0"/>
+        <w:keepLines w:val="0"/>
+        <w:widowControl/>
+        <w:numPr>
+          <w:numId w:val="0"/>
+        </w:numPr>
+        <w:suppressLineNumbers w:val="0"/>
+        <w:spacing w:before="0" w:beforeAutospacing="1" w:after="0" w:afterAutospacing="1"/>
+      </w:pPr>
+      <w:r>
+        <w:rPr>
+          <w:b/>
+          <w:bCs/>
+        </w:rPr>
+        <w:t xml:space="preserve">修改用户信息用 </w:t>
+      </w:r>
+      <w:r>
+        <w:rPr>
+          <w:rStyle w:val="7"/>
+          <w:b/>
+          <w:bCs/>
+        </w:rPr>
+        <w:t>PUT</w:t>
+      </w:r>
+      <w:r>
+        <w:t>：用于</w:t>
+      </w:r>
+      <w:r>
+        <w:rPr>
+          <w:rStyle w:val="7"/>
+        </w:rPr>
+        <w:t>全量更新</w:t>
+      </w:r>
+      <w:r>
+        <w:t>用户资源，替换原有用户信息。</w:t>
+      </w:r>
+    </w:p>
+    <w:p>
+      <w:pPr>
+        <w:numPr>
+          <w:numId w:val="0"/>
+        </w:numPr>
+        <w:ind w:leftChars="0"/>
         <w:rPr>
           <w:rFonts w:hint="default"/>
           <w:b/>
@@ -2408,6 +2608,15 @@
     </w:rPr>
   </w:style>
   <w:style w:type="character" w:styleId="7">
+    <w:name w:val="Strong"/>
+    <w:basedOn w:val="6"/>
+    <w:qFormat/>
+    <w:uiPriority w:val="0"/>
+    <w:rPr>
+      <w:b/>
+    </w:rPr>
+  </w:style>
+  <w:style w:type="character" w:styleId="8">
     <w:name w:val="HTML Code"/>
     <w:basedOn w:val="6"/>
     <w:qFormat/>
